--- a/Sir Umer Haroon - Software Construction and Development (Lab)/Lab Task 6/Abdul Samad - BSSE Group A - 5th Semester Lab Task 6.docx
+++ b/Sir Umer Haroon - Software Construction and Development (Lab)/Lab Task 6/Abdul Samad - BSSE Group A - 5th Semester Lab Task 6.docx
@@ -304,6 +304,53 @@
         <w:spacing w:line="491" w:lineRule="auto"/>
         <w:ind w:left="0" w:right="2748" w:firstLine="0"/>
       </w:pPr>
+      <w:r>
+        <w:t>Advanced Date Validation</w:t>
+      </w:r>
+    </w:p>
+    <w:p>
+      <w:pPr>
+        <w:spacing w:line="491" w:lineRule="auto"/>
+        <w:ind w:left="0" w:right="2748" w:firstLine="0"/>
+      </w:pPr>
+      <w:r>
+        <w:lastRenderedPageBreak/>
+        <w:drawing>
+          <wp:inline distT="0" distB="0" distL="0" distR="0" wp14:anchorId="0B888929" wp14:editId="78D7EE4F">
+            <wp:extent cx="6033770" cy="2272030"/>
+            <wp:effectExtent l="0" t="0" r="5080" b="0"/>
+            <wp:docPr id="632122691" name="Picture 1"/>
+            <wp:cNvGraphicFramePr>
+              <a:graphicFrameLocks xmlns:a="http://schemas.openxmlformats.org/drawingml/2006/main" noChangeAspect="1"/>
+            </wp:cNvGraphicFramePr>
+            <a:graphic xmlns:a="http://schemas.openxmlformats.org/drawingml/2006/main">
+              <a:graphicData uri="http://schemas.openxmlformats.org/drawingml/2006/picture">
+                <pic:pic xmlns:pic="http://schemas.openxmlformats.org/drawingml/2006/picture">
+                  <pic:nvPicPr>
+                    <pic:cNvPr id="632122691" name=""/>
+                    <pic:cNvPicPr/>
+                  </pic:nvPicPr>
+                  <pic:blipFill>
+                    <a:blip r:embed="rId9"/>
+                    <a:stretch>
+                      <a:fillRect/>
+                    </a:stretch>
+                  </pic:blipFill>
+                  <pic:spPr>
+                    <a:xfrm>
+                      <a:off x="0" y="0"/>
+                      <a:ext cx="6033770" cy="2272030"/>
+                    </a:xfrm>
+                    <a:prstGeom prst="rect">
+                      <a:avLst/>
+                    </a:prstGeom>
+                  </pic:spPr>
+                </pic:pic>
+              </a:graphicData>
+            </a:graphic>
+          </wp:inline>
+        </w:drawing>
+      </w:r>
     </w:p>
     <w:p>
       <w:pPr>
@@ -325,7 +372,6 @@
         <w:ind w:right="154"/>
       </w:pPr>
       <w:r>
-        <w:lastRenderedPageBreak/>
         <w:t>The End</w:t>
       </w:r>
       <w:r>
@@ -338,9 +384,9 @@
       </w:r>
     </w:p>
     <w:sectPr>
-      <w:headerReference w:type="even" r:id="rId9"/>
-      <w:headerReference w:type="default" r:id="rId10"/>
-      <w:headerReference w:type="first" r:id="rId11"/>
+      <w:headerReference w:type="even" r:id="rId10"/>
+      <w:headerReference w:type="default" r:id="rId11"/>
+      <w:headerReference w:type="first" r:id="rId12"/>
       <w:pgSz w:w="12240" w:h="15840"/>
       <w:pgMar w:top="1499" w:right="1298" w:bottom="1411" w:left="1440" w:header="720" w:footer="720" w:gutter="0"/>
       <w:cols w:space="720"/>
